--- a/docs/RESUMEN-cambio-superficie-riego.docx
+++ b/docs/RESUMEN-cambio-superficie-riego.docx
@@ -48,6 +48,306 @@
           <w:color w:val="1F4E79"/>
           <w:sz w:val="28"/>
         </w:rPr>
+        <w:t>Primero, cuál es la cifra que cambió</w:t>
+      </w:r>
+    </w:p>
+    <w:p>
+      <w:pPr>
+        <w:jc w:val="both"/>
+      </w:pPr>
+      <w:r>
+        <w:t>El padrón maneja dos superficies distintas y conviene no confundirlas, porque solo una de las dos se movió:</w:t>
+      </w:r>
+    </w:p>
+    <w:tbl>
+      <w:tblPr>
+        <w:tblStyle w:val="TableGrid"/>
+        <w:tblW w:type="auto" w:w="0"/>
+        <w:jc w:val="center"/>
+        <w:tblLook w:firstColumn="1" w:firstRow="1" w:lastColumn="0" w:lastRow="0" w:noHBand="0" w:noVBand="1" w:val="04A0"/>
+      </w:tblPr>
+      <w:tblGrid>
+        <w:gridCol w:w="2379"/>
+        <w:gridCol w:w="2379"/>
+        <w:gridCol w:w="2379"/>
+        <w:gridCol w:w="2379"/>
+      </w:tblGrid>
+      <w:tr>
+        <w:tc>
+          <w:tcPr>
+            <w:tcW w:type="dxa" w:w="2379"/>
+            <w:shd w:val="clear" w:color="auto" w:fill="1F4E79"/>
+          </w:tcPr>
+          <w:p>
+            <w:r>
+              <w:rPr>
+                <w:color w:val="FFFFFF"/>
+                <w:sz w:val="19"/>
+              </w:rPr>
+            </w:r>
+          </w:p>
+        </w:tc>
+        <w:tc>
+          <w:tcPr>
+            <w:tcW w:type="dxa" w:w="2379"/>
+            <w:shd w:val="clear" w:color="auto" w:fill="1F4E79"/>
+          </w:tcPr>
+          <w:p>
+            <w:r>
+              <w:rPr>
+                <w:color w:val="FFFFFF"/>
+                <w:sz w:val="19"/>
+              </w:rPr>
+            </w:r>
+            <w:r>
+              <w:rPr>
+                <w:b/>
+                <w:color w:val="FFFFFF"/>
+                <w:sz w:val="19"/>
+              </w:rPr>
+              <w:t>Antes</w:t>
+            </w:r>
+          </w:p>
+        </w:tc>
+        <w:tc>
+          <w:tcPr>
+            <w:tcW w:type="dxa" w:w="2379"/>
+            <w:shd w:val="clear" w:color="auto" w:fill="1F4E79"/>
+          </w:tcPr>
+          <w:p>
+            <w:r>
+              <w:rPr>
+                <w:color w:val="FFFFFF"/>
+                <w:sz w:val="19"/>
+              </w:rPr>
+            </w:r>
+            <w:r>
+              <w:rPr>
+                <w:b/>
+                <w:color w:val="FFFFFF"/>
+                <w:sz w:val="19"/>
+              </w:rPr>
+              <w:t>Ahora</w:t>
+            </w:r>
+          </w:p>
+        </w:tc>
+        <w:tc>
+          <w:tcPr>
+            <w:tcW w:type="dxa" w:w="2379"/>
+            <w:shd w:val="clear" w:color="auto" w:fill="1F4E79"/>
+          </w:tcPr>
+          <w:p>
+            <w:r>
+              <w:rPr>
+                <w:color w:val="FFFFFF"/>
+                <w:sz w:val="19"/>
+              </w:rPr>
+            </w:r>
+          </w:p>
+        </w:tc>
+      </w:tr>
+      <w:tr>
+        <w:tc>
+          <w:tcPr>
+            <w:tcW w:type="dxa" w:w="2379"/>
+          </w:tcPr>
+          <w:p>
+            <w:r>
+              <w:rPr>
+                <w:sz w:val="19"/>
+              </w:rPr>
+            </w:r>
+            <w:r>
+              <w:rPr>
+                <w:b/>
+                <w:sz w:val="19"/>
+              </w:rPr>
+              <w:t>Superficie total empadronada</w:t>
+            </w:r>
+          </w:p>
+        </w:tc>
+        <w:tc>
+          <w:tcPr>
+            <w:tcW w:type="dxa" w:w="2379"/>
+          </w:tcPr>
+          <w:p>
+            <w:r>
+              <w:rPr>
+                <w:sz w:val="19"/>
+              </w:rPr>
+            </w:r>
+            <w:r>
+              <w:rPr>
+                <w:sz w:val="19"/>
+              </w:rPr>
+              <w:t>10.294,99 ha</w:t>
+            </w:r>
+          </w:p>
+        </w:tc>
+        <w:tc>
+          <w:tcPr>
+            <w:tcW w:type="dxa" w:w="2379"/>
+          </w:tcPr>
+          <w:p>
+            <w:r>
+              <w:rPr>
+                <w:sz w:val="19"/>
+              </w:rPr>
+            </w:r>
+            <w:r>
+              <w:rPr>
+                <w:sz w:val="19"/>
+              </w:rPr>
+              <w:t>10.196,51 ha</w:t>
+            </w:r>
+          </w:p>
+        </w:tc>
+        <w:tc>
+          <w:tcPr>
+            <w:tcW w:type="dxa" w:w="2379"/>
+          </w:tcPr>
+          <w:p>
+            <w:r>
+              <w:rPr>
+                <w:sz w:val="19"/>
+              </w:rPr>
+            </w:r>
+            <w:r>
+              <w:rPr>
+                <w:sz w:val="19"/>
+              </w:rPr>
+              <w:t>prácticamente igual</w:t>
+            </w:r>
+          </w:p>
+        </w:tc>
+      </w:tr>
+      <w:tr>
+        <w:tc>
+          <w:tcPr>
+            <w:tcW w:type="dxa" w:w="2379"/>
+          </w:tcPr>
+          <w:p>
+            <w:r>
+              <w:rPr>
+                <w:sz w:val="19"/>
+              </w:rPr>
+            </w:r>
+            <w:r>
+              <w:rPr>
+                <w:b/>
+                <w:sz w:val="19"/>
+              </w:rPr>
+              <w:t>Superficie bajo riego</w:t>
+            </w:r>
+          </w:p>
+        </w:tc>
+        <w:tc>
+          <w:tcPr>
+            <w:tcW w:type="dxa" w:w="2379"/>
+          </w:tcPr>
+          <w:p>
+            <w:r>
+              <w:rPr>
+                <w:sz w:val="19"/>
+              </w:rPr>
+            </w:r>
+            <w:r>
+              <w:rPr>
+                <w:sz w:val="19"/>
+              </w:rPr>
+              <w:t>8.978,86 ha</w:t>
+            </w:r>
+          </w:p>
+        </w:tc>
+        <w:tc>
+          <w:tcPr>
+            <w:tcW w:type="dxa" w:w="2379"/>
+          </w:tcPr>
+          <w:p>
+            <w:r>
+              <w:rPr>
+                <w:sz w:val="19"/>
+              </w:rPr>
+            </w:r>
+            <w:r>
+              <w:rPr>
+                <w:sz w:val="19"/>
+              </w:rPr>
+              <w:t>7.633,76 ha</w:t>
+            </w:r>
+          </w:p>
+        </w:tc>
+        <w:tc>
+          <w:tcPr>
+            <w:tcW w:type="dxa" w:w="2379"/>
+          </w:tcPr>
+          <w:p>
+            <w:r>
+              <w:rPr>
+                <w:sz w:val="19"/>
+              </w:rPr>
+            </w:r>
+            <w:r>
+              <w:rPr>
+                <w:b/>
+                <w:sz w:val="19"/>
+              </w:rPr>
+              <w:t>es la que cambió</w:t>
+            </w:r>
+          </w:p>
+        </w:tc>
+      </w:tr>
+    </w:tbl>
+    <w:p>
+      <w:pPr>
+        <w:spacing w:after="40"/>
+      </w:pPr>
+    </w:p>
+    <w:p>
+      <w:pPr>
+        <w:jc w:val="both"/>
+      </w:pPr>
+      <w:r>
+        <w:t xml:space="preserve">La </w:t>
+      </w:r>
+      <w:r>
+        <w:rPr>
+          <w:b/>
+        </w:rPr>
+        <w:t>superficie total</w:t>
+      </w:r>
+      <w:r>
+        <w:t xml:space="preserve"> es todo el terreno registrado en el padrón: 10.294,99 hectáreas antes, 10.196,51 ahora. Baja 98,48 ha y por un motivo concreto que se explica más abajo: unos predios que se estaban contando más de una vez.</w:t>
+      </w:r>
+    </w:p>
+    <w:p>
+      <w:pPr>
+        <w:jc w:val="both"/>
+      </w:pPr>
+      <w:r>
+        <w:t xml:space="preserve">La </w:t>
+      </w:r>
+      <w:r>
+        <w:rPr>
+          <w:b/>
+        </w:rPr>
+        <w:t>superficie bajo riego</w:t>
+      </w:r>
+      <w:r>
+        <w:t xml:space="preserve"> es la parte de ese terreno que recibe agua del sistema. Es la que baja de forma apreciable, y este documento explica por qué.</w:t>
+      </w:r>
+    </w:p>
+    <w:p>
+      <w:pPr>
+        <w:pStyle w:val="Heading2"/>
+        <w:spacing w:before="240" w:after="80"/>
+      </w:pPr>
+      <w:r>
+        <w:rPr>
+          <w:b/>
+          <w:color w:val="1F4E79"/>
+          <w:sz w:val="28"/>
+        </w:rPr>
         <w:t>En una frase</w:t>
       </w:r>
     </w:p>
@@ -56,25 +356,16 @@
         <w:jc w:val="both"/>
       </w:pPr>
       <w:r>
-        <w:t xml:space="preserve">La superficie bajo riego que aparece en la plataforma bajó de </w:t>
+        <w:t xml:space="preserve">No se perdió información ni se borró ningún predio: </w:t>
       </w:r>
       <w:r>
         <w:rPr>
           <w:b/>
         </w:rPr>
-        <w:t>8.978,86 a 7.633,76 hectáreas</w:t>
+        <w:t>se dejó de dar por regada la superficie que los técnicos no habían registrado como tal</w:t>
       </w:r>
       <w:r>
-        <w:t xml:space="preserve">. No se perdió información ni se borró ningún predio: se dejó de dar por regada la superficie que los técnicos </w:t>
-      </w:r>
-      <w:r>
-        <w:rPr>
-          <w:b/>
-        </w:rPr>
-        <w:t>no</w:t>
-      </w:r>
-      <w:r>
-        <w:t xml:space="preserve"> habían registrado como tal.</w:t>
+        <w:t>.</w:t>
       </w:r>
     </w:p>
     <w:p>

--- a/docs/RESUMEN-cambio-superficie-riego.docx
+++ b/docs/RESUMEN-cambio-superficie-riego.docx
@@ -26,7 +26,16 @@
         <w:t>Padrón de usuarios · Sistema de riego comunitario Guanguilquí–Porotog</w:t>
       </w:r>
       <w:r>
-        <w:t xml:space="preserve"> Corte de datos: 5 de agosto de 2026 · Documento del 13 de agosto de 2026</w:t>
+        <w:t xml:space="preserve"> Corte de datos: 5 de agosto de 2026 · Documento del 13 de agosto de 2026, </w:t>
+      </w:r>
+      <w:r>
+        <w:rPr>
+          <w:b/>
+        </w:rPr>
+        <w:t>actualizado el 14 de agosto</w:t>
+      </w:r>
+      <w:r>
+        <w:t xml:space="preserve"> con la corrección del predio del Páramo Chico</w:t>
       </w:r>
     </w:p>
     <w:p>
@@ -56,7 +65,7 @@
         <w:jc w:val="both"/>
       </w:pPr>
       <w:r>
-        <w:t>El padrón maneja dos superficies distintas y conviene no confundirlas, porque solo una de las dos se movió:</w:t>
+        <w:t>El padrón maneja dos superficies distintas y conviene no confundirlas:</w:t>
       </w:r>
     </w:p>
     <w:tbl>
@@ -198,7 +207,7 @@
               <w:rPr>
                 <w:sz w:val="19"/>
               </w:rPr>
-              <w:t>10.196,51 ha</w:t>
+              <w:t>9.872,77 ha</w:t>
             </w:r>
           </w:p>
         </w:tc>
@@ -216,7 +225,7 @@
               <w:rPr>
                 <w:sz w:val="19"/>
               </w:rPr>
-              <w:t>prácticamente igual</w:t>
+              <w:t>baja 422,22 ha</w:t>
             </w:r>
           </w:p>
         </w:tc>
@@ -273,7 +282,7 @@
               <w:rPr>
                 <w:sz w:val="19"/>
               </w:rPr>
-              <w:t>7.633,76 ha</w:t>
+              <w:t>7.310,02 ha</w:t>
             </w:r>
           </w:p>
         </w:tc>
@@ -292,7 +301,7 @@
                 <w:b/>
                 <w:sz w:val="19"/>
               </w:rPr>
-              <w:t>es la que cambió</w:t>
+              <w:t>es la que más cambió</w:t>
             </w:r>
           </w:p>
         </w:tc>
@@ -308,33 +317,61 @@
         <w:jc w:val="both"/>
       </w:pPr>
       <w:r>
-        <w:t xml:space="preserve">La </w:t>
+        <w:t xml:space="preserve">Son </w:t>
       </w:r>
       <w:r>
         <w:rPr>
           <w:b/>
         </w:rPr>
-        <w:t>superficie total</w:t>
+        <w:t>dos correcciones distintas</w:t>
       </w:r>
       <w:r>
-        <w:t xml:space="preserve"> es todo el terreno registrado en el padrón: 10.294,99 hectáreas antes, 10.196,51 ahora. Baja 98,48 ha y por un motivo concreto que se explica más abajo: unos predios que se estaban contando más de una vez.</w:t>
+        <w:t xml:space="preserve"> y conviene separarlas:</w:t>
       </w:r>
     </w:p>
     <w:p>
       <w:pPr>
-        <w:jc w:val="both"/>
+        <w:pStyle w:val="ListNumber"/>
+        <w:spacing w:after="60"/>
       </w:pPr>
-      <w:r>
-        <w:t xml:space="preserve">La </w:t>
-      </w:r>
       <w:r>
         <w:rPr>
           <w:b/>
         </w:rPr>
-        <w:t>superficie bajo riego</w:t>
+        <w:t>El criterio de riego</w:t>
       </w:r>
       <w:r>
-        <w:t xml:space="preserve"> es la parte de ese terreno que recibe agua del sistema. Es la que baja de forma apreciable, y este documento explica por qué.</w:t>
+        <w:t xml:space="preserve"> (−1.307 ha de superficie regada): se dejó de dar por regado el predio entero cuando la ficha no decía cuánto se riega.</w:t>
+      </w:r>
+    </w:p>
+    <w:p>
+      <w:pPr>
+        <w:pStyle w:val="ListNumber"/>
+        <w:spacing w:after="60"/>
+      </w:pPr>
+      <w:r>
+        <w:rPr>
+          <w:b/>
+        </w:rPr>
+        <w:t>Predios contados más de una vez</w:t>
+      </w:r>
+      <w:r>
+        <w:t xml:space="preserve"> (−98,48 ha de superficie total).</w:t>
+      </w:r>
+    </w:p>
+    <w:p>
+      <w:pPr>
+        <w:pStyle w:val="ListNumber"/>
+        <w:spacing w:after="60"/>
+      </w:pPr>
+      <w:r>
+        <w:rPr>
+          <w:b/>
+        </w:rPr>
+        <w:t>Un predio que no era del padrón</w:t>
+      </w:r>
+      <w:r>
+        <w:t xml:space="preserve"> (−323,74 ha de superficie total y de riego): la corrección del 14 de agosto, que se explica al final.</w:t>
       </w:r>
     </w:p>
     <w:p>
@@ -356,13 +393,13 @@
         <w:jc w:val="both"/>
       </w:pPr>
       <w:r>
-        <w:t xml:space="preserve">No se perdió información ni se borró ningún predio: </w:t>
+        <w:t xml:space="preserve">No se perdió información: </w:t>
       </w:r>
       <w:r>
         <w:rPr>
           <w:b/>
         </w:rPr>
-        <w:t>se dejó de dar por regada la superficie que los técnicos no habían registrado como tal</w:t>
+        <w:t>se dejó de dar por regada la superficie que los técnicos no habían registrado como tal, y se retiró un predio del Estado que estaba anotado por error a nombre de una regante</w:t>
       </w:r>
       <w:r>
         <w:t>.</w:t>
@@ -837,7 +874,7 @@
         <w:t>En la plataforma</w:t>
       </w:r>
       <w:r>
-        <w:t xml:space="preserve"> (suma de las 6.831 fichas, incluidos los predios adicionales de cada titular):</w:t>
+        <w:t xml:space="preserve"> (suma de las 6.830 fichas, incluidos los predios adicionales de cada titular):</w:t>
       </w:r>
     </w:p>
     <w:tbl>
@@ -963,7 +1000,7 @@
               <w:rPr>
                 <w:sz w:val="19"/>
               </w:rPr>
-              <w:t>10.196,51 ha</w:t>
+              <w:t>9.872,77 ha</w:t>
             </w:r>
           </w:p>
         </w:tc>
@@ -1022,7 +1059,7 @@
                 <w:b/>
                 <w:sz w:val="19"/>
               </w:rPr>
-              <w:t>7.633,76 ha</w:t>
+              <w:t>7.310,02 ha</w:t>
             </w:r>
           </w:p>
         </w:tc>
@@ -1283,7 +1320,7 @@
               <w:rPr>
                 <w:sz w:val="19"/>
               </w:rPr>
-              <w:t>8.211,78 ha</w:t>
+              <w:t>7.888,35 ha</w:t>
             </w:r>
           </w:p>
         </w:tc>
@@ -1339,7 +1376,7 @@
               <w:rPr>
                 <w:sz w:val="19"/>
               </w:rPr>
-              <w:t>6.431,60 ha</w:t>
+              <w:t>6.109,83 ha</w:t>
             </w:r>
           </w:p>
         </w:tc>
@@ -1395,7 +1432,7 @@
               <w:rPr>
                 <w:sz w:val="19"/>
               </w:rPr>
-              <w:t>78,3 %</w:t>
+              <w:t>77,4 %</w:t>
             </w:r>
           </w:p>
         </w:tc>
@@ -1420,7 +1457,7 @@
         <w:t>la proporción bajo riego apenas se mueve</w:t>
       </w:r>
       <w:r>
-        <w:t xml:space="preserve"> en los informes: 78,2 % antes, 78,3 % ahora. La caracterización del sistema no cambia. Lo que cambia es la cifra absoluta de la plataforma, que era la más afectada por la regla automática.</w:t>
+        <w:t>: 78,2 % antes, 77,4 % ahora. La caracterización del sistema no cambia. Lo que cambia son las cifras absolutas.</w:t>
       </w:r>
     </w:p>
     <w:p>
@@ -1486,6 +1523,1111 @@
     </w:p>
     <w:p>
       <w:pPr>
+        <w:spacing w:before="40" w:after="160"/>
+        <w:pBdr>
+          <w:bottom w:val="single" w:sz="6" w:color="BFBFBF"/>
+        </w:pBdr>
+      </w:pPr>
+    </w:p>
+    <w:p>
+      <w:pPr>
+        <w:pStyle w:val="Heading2"/>
+        <w:spacing w:before="240" w:after="80"/>
+      </w:pPr>
+      <w:r>
+        <w:rPr>
+          <w:b/>
+          <w:color w:val="1F4E79"/>
+          <w:sz w:val="28"/>
+        </w:rPr>
+        <w:t>La corrección del 14 de agosto: un predio que no era del padrón</w:t>
+      </w:r>
+    </w:p>
+    <w:p>
+      <w:pPr>
+        <w:jc w:val="both"/>
+      </w:pPr>
+      <w:r>
+        <w:t xml:space="preserve">Es la única de las tres que </w:t>
+      </w:r>
+      <w:r>
+        <w:rPr>
+          <w:b/>
+        </w:rPr>
+        <w:t>retira un predio</w:t>
+      </w:r>
+      <w:r>
+        <w:t>, y conviene explicarla aparte porque toca dos cifras muy visibles: la superficie total y la cebolla.</w:t>
+      </w:r>
+    </w:p>
+    <w:p>
+      <w:pPr>
+        <w:jc w:val="both"/>
+      </w:pPr>
+      <w:r>
+        <w:rPr>
+          <w:b/>
+        </w:rPr>
+        <w:t>Qué se encontró.</w:t>
+      </w:r>
+      <w:r>
+        <w:t xml:space="preserve"> Una ficha de la comunidad LA LIBERTAD estaba levantada sobre la clave catastral </w:t>
+      </w:r>
+      <w:r>
+        <w:rPr>
+          <w:rFonts w:ascii="Consolas" w:hAnsi="Consolas"/>
+          <w:color w:val="8B2500"/>
+          <w:sz w:val="19"/>
+        </w:rPr>
+        <w:t>1702606901</w:t>
+      </w:r>
+      <w:r>
+        <w:t xml:space="preserve">, que </w:t>
+      </w:r>
+      <w:r>
+        <w:rPr>
+          <w:b/>
+        </w:rPr>
+        <w:t>no es el predio de la regante</w:t>
+      </w:r>
+      <w:r>
+        <w:t xml:space="preserve">. Según la ficha catastral del GADM Cayambe, esa clave corresponde al </w:t>
+      </w:r>
+      <w:r>
+        <w:rPr>
+          <w:b/>
+        </w:rPr>
+        <w:t>PÁRAMO CHICO</w:t>
+      </w:r>
+      <w:r>
+        <w:t xml:space="preserve">, un «Polígono Especial de Colindancia» de 323,74 ha </w:t>
+      </w:r>
+      <w:r>
+        <w:rPr>
+          <w:b/>
+        </w:rPr>
+        <w:t>revertido al Estado a partir de la cota 3680 msnm</w:t>
+      </w:r>
+      <w:r>
+        <w:t xml:space="preserve"> (Oficio Nº 269-JACR-2018, inspección Nº 422 del 26/09/2018).</w:t>
+      </w:r>
+    </w:p>
+    <w:p>
+      <w:pPr>
+        <w:jc w:val="both"/>
+      </w:pPr>
+      <w:r>
+        <w:t xml:space="preserve">Con la clave equivocada se arrastró su superficie. El predio que el catastro sí tiene a nombre de la titular —con su nombre y su cédula— es la clave </w:t>
+      </w:r>
+      <w:r>
+        <w:rPr>
+          <w:rFonts w:ascii="Consolas" w:hAnsi="Consolas"/>
+          <w:color w:val="8B2500"/>
+          <w:sz w:val="19"/>
+        </w:rPr>
+        <w:t>1702521020106</w:t>
+      </w:r>
+      <w:r>
+        <w:t xml:space="preserve">, de </w:t>
+      </w:r>
+      <w:r>
+        <w:rPr>
+          <w:b/>
+        </w:rPr>
+        <w:t>3.073,78 m²</w:t>
+      </w:r>
+      <w:r>
+        <w:t xml:space="preserve">. La ficha declaraba un terreno </w:t>
+      </w:r>
+      <w:r>
+        <w:rPr>
+          <w:b/>
+        </w:rPr>
+        <w:t>1.053 veces mayor que el real</w:t>
+      </w:r>
+      <w:r>
+        <w:t>, entero como superficie bajo riego, a 3.740 msnm.</w:t>
+      </w:r>
+    </w:p>
+    <w:p>
+      <w:pPr>
+        <w:jc w:val="both"/>
+      </w:pPr>
+      <w:r>
+        <w:rPr>
+          <w:b/>
+        </w:rPr>
+        <w:t>Cómo se comprobó.</w:t>
+      </w:r>
+      <w:r>
+        <w:t xml:space="preserve"> Los cultivos de la propia ficha venían por duplicado, en dos versiones:</w:t>
+      </w:r>
+    </w:p>
+    <w:tbl>
+      <w:tblPr>
+        <w:tblStyle w:val="TableGrid"/>
+        <w:tblW w:type="auto" w:w="0"/>
+        <w:jc w:val="center"/>
+        <w:tblLook w:firstColumn="1" w:firstRow="1" w:lastColumn="0" w:lastRow="0" w:noHBand="0" w:noVBand="1" w:val="04A0"/>
+      </w:tblPr>
+      <w:tblGrid>
+        <w:gridCol w:w="3173"/>
+        <w:gridCol w:w="3173"/>
+        <w:gridCol w:w="3173"/>
+      </w:tblGrid>
+      <w:tr>
+        <w:tc>
+          <w:tcPr>
+            <w:tcW w:type="dxa" w:w="3173"/>
+            <w:shd w:val="clear" w:color="auto" w:fill="1F4E79"/>
+          </w:tcPr>
+          <w:p>
+            <w:r>
+              <w:rPr>
+                <w:color w:val="FFFFFF"/>
+                <w:sz w:val="19"/>
+              </w:rPr>
+            </w:r>
+            <w:r>
+              <w:rPr>
+                <w:b/>
+                <w:color w:val="FFFFFF"/>
+                <w:sz w:val="19"/>
+              </w:rPr>
+              <w:t>Cultivo</w:t>
+            </w:r>
+          </w:p>
+        </w:tc>
+        <w:tc>
+          <w:tcPr>
+            <w:tcW w:type="dxa" w:w="3173"/>
+            <w:shd w:val="clear" w:color="auto" w:fill="1F4E79"/>
+          </w:tcPr>
+          <w:p>
+            <w:r>
+              <w:rPr>
+                <w:color w:val="FFFFFF"/>
+                <w:sz w:val="19"/>
+              </w:rPr>
+            </w:r>
+            <w:r>
+              <w:rPr>
+                <w:b/>
+                <w:color w:val="FFFFFF"/>
+                <w:sz w:val="19"/>
+              </w:rPr>
+              <w:t>Superficie</w:t>
+            </w:r>
+          </w:p>
+        </w:tc>
+        <w:tc>
+          <w:tcPr>
+            <w:tcW w:type="dxa" w:w="3173"/>
+            <w:shd w:val="clear" w:color="auto" w:fill="1F4E79"/>
+          </w:tcPr>
+          <w:p>
+            <w:r>
+              <w:rPr>
+                <w:color w:val="FFFFFF"/>
+                <w:sz w:val="19"/>
+              </w:rPr>
+            </w:r>
+            <w:r>
+              <w:rPr>
+                <w:b/>
+                <w:color w:val="FFFFFF"/>
+                <w:sz w:val="19"/>
+              </w:rPr>
+              <w:t>Sobre qué predio</w:t>
+            </w:r>
+          </w:p>
+        </w:tc>
+      </w:tr>
+      <w:tr>
+        <w:tc>
+          <w:tcPr>
+            <w:tcW w:type="dxa" w:w="3173"/>
+          </w:tcPr>
+          <w:p>
+            <w:r>
+              <w:rPr>
+                <w:sz w:val="19"/>
+              </w:rPr>
+            </w:r>
+            <w:r>
+              <w:rPr>
+                <w:sz w:val="19"/>
+              </w:rPr>
+              <w:t>Cebolla</w:t>
+            </w:r>
+          </w:p>
+        </w:tc>
+        <w:tc>
+          <w:tcPr>
+            <w:tcW w:type="dxa" w:w="3173"/>
+          </w:tcPr>
+          <w:p>
+            <w:r>
+              <w:rPr>
+                <w:sz w:val="19"/>
+              </w:rPr>
+            </w:r>
+            <w:r>
+              <w:rPr>
+                <w:sz w:val="19"/>
+              </w:rPr>
+              <w:t>1.000 m²</w:t>
+            </w:r>
+          </w:p>
+        </w:tc>
+        <w:tc>
+          <w:tcPr>
+            <w:tcW w:type="dxa" w:w="3173"/>
+          </w:tcPr>
+          <w:p>
+            <w:r>
+              <w:rPr>
+                <w:sz w:val="19"/>
+              </w:rPr>
+            </w:r>
+            <w:r>
+              <w:rPr>
+                <w:sz w:val="19"/>
+              </w:rPr>
+              <w:t xml:space="preserve">3.073,78 m² — </w:t>
+            </w:r>
+            <w:r>
+              <w:rPr>
+                <w:b/>
+                <w:sz w:val="19"/>
+              </w:rPr>
+              <w:t>el real, y cuadra exacto</w:t>
+            </w:r>
+          </w:p>
+        </w:tc>
+      </w:tr>
+      <w:tr>
+        <w:tc>
+          <w:tcPr>
+            <w:tcW w:type="dxa" w:w="3173"/>
+          </w:tcPr>
+          <w:p>
+            <w:r>
+              <w:rPr>
+                <w:sz w:val="19"/>
+              </w:rPr>
+            </w:r>
+            <w:r>
+              <w:rPr>
+                <w:sz w:val="19"/>
+              </w:rPr>
+              <w:t>Pasto no mejorado</w:t>
+            </w:r>
+          </w:p>
+        </w:tc>
+        <w:tc>
+          <w:tcPr>
+            <w:tcW w:type="dxa" w:w="3173"/>
+          </w:tcPr>
+          <w:p>
+            <w:r>
+              <w:rPr>
+                <w:sz w:val="19"/>
+              </w:rPr>
+            </w:r>
+            <w:r>
+              <w:rPr>
+                <w:sz w:val="19"/>
+              </w:rPr>
+              <w:t>2.073,78 m²</w:t>
+            </w:r>
+          </w:p>
+        </w:tc>
+        <w:tc>
+          <w:tcPr>
+            <w:tcW w:type="dxa" w:w="3173"/>
+          </w:tcPr>
+          <w:p>
+            <w:r>
+              <w:rPr>
+                <w:sz w:val="19"/>
+              </w:rPr>
+            </w:r>
+            <w:r>
+              <w:rPr>
+                <w:sz w:val="19"/>
+              </w:rPr>
+              <w:t>3.073,78 m² — el real</w:t>
+            </w:r>
+          </w:p>
+        </w:tc>
+      </w:tr>
+      <w:tr>
+        <w:tc>
+          <w:tcPr>
+            <w:tcW w:type="dxa" w:w="3173"/>
+          </w:tcPr>
+          <w:p>
+            <w:r>
+              <w:rPr>
+                <w:sz w:val="19"/>
+              </w:rPr>
+            </w:r>
+            <w:r>
+              <w:rPr>
+                <w:sz w:val="19"/>
+              </w:rPr>
+              <w:t>Cebolla</w:t>
+            </w:r>
+          </w:p>
+        </w:tc>
+        <w:tc>
+          <w:tcPr>
+            <w:tcW w:type="dxa" w:w="3173"/>
+          </w:tcPr>
+          <w:p>
+            <w:r>
+              <w:rPr>
+                <w:sz w:val="19"/>
+              </w:rPr>
+            </w:r>
+            <w:r>
+              <w:rPr>
+                <w:sz w:val="19"/>
+              </w:rPr>
+              <w:t>3.237.394 m²</w:t>
+            </w:r>
+          </w:p>
+        </w:tc>
+        <w:tc>
+          <w:tcPr>
+            <w:tcW w:type="dxa" w:w="3173"/>
+          </w:tcPr>
+          <w:p>
+            <w:r>
+              <w:rPr>
+                <w:sz w:val="19"/>
+              </w:rPr>
+            </w:r>
+            <w:r>
+              <w:rPr>
+                <w:sz w:val="19"/>
+              </w:rPr>
+              <w:t>3.237.394 m² — el páramo</w:t>
+            </w:r>
+          </w:p>
+        </w:tc>
+      </w:tr>
+      <w:tr>
+        <w:tc>
+          <w:tcPr>
+            <w:tcW w:type="dxa" w:w="3173"/>
+          </w:tcPr>
+          <w:p>
+            <w:r>
+              <w:rPr>
+                <w:sz w:val="19"/>
+              </w:rPr>
+            </w:r>
+            <w:r>
+              <w:rPr>
+                <w:sz w:val="19"/>
+              </w:rPr>
+              <w:t>Pasto no mejorado</w:t>
+            </w:r>
+          </w:p>
+        </w:tc>
+        <w:tc>
+          <w:tcPr>
+            <w:tcW w:type="dxa" w:w="3173"/>
+          </w:tcPr>
+          <w:p>
+            <w:r>
+              <w:rPr>
+                <w:sz w:val="19"/>
+              </w:rPr>
+            </w:r>
+            <w:r>
+              <w:rPr>
+                <w:sz w:val="19"/>
+              </w:rPr>
+              <w:t>500 m²</w:t>
+            </w:r>
+          </w:p>
+        </w:tc>
+        <w:tc>
+          <w:tcPr>
+            <w:tcW w:type="dxa" w:w="3173"/>
+          </w:tcPr>
+          <w:p>
+            <w:r>
+              <w:rPr>
+                <w:sz w:val="19"/>
+              </w:rPr>
+            </w:r>
+            <w:r>
+              <w:rPr>
+                <w:sz w:val="19"/>
+              </w:rPr>
+              <w:t>3.237.394 m² — el páramo</w:t>
+            </w:r>
+          </w:p>
+        </w:tc>
+      </w:tr>
+    </w:tbl>
+    <w:p>
+      <w:pPr>
+        <w:spacing w:after="40"/>
+      </w:pPr>
+    </w:p>
+    <w:p>
+      <w:pPr>
+        <w:jc w:val="both"/>
+      </w:pPr>
+      <w:r>
+        <w:t>Las dos primeras suman exactamente el predio catastrado a su nombre. Las otras dos son el mismo dato escalado al polígono equivocado.</w:t>
+      </w:r>
+    </w:p>
+    <w:p>
+      <w:pPr>
+        <w:jc w:val="both"/>
+      </w:pPr>
+      <w:r>
+        <w:rPr>
+          <w:b/>
+        </w:rPr>
+        <w:t>Qué se hizo.</w:t>
+      </w:r>
+      <w:r>
+        <w:t xml:space="preserve"> La ficha pasó a su predio real, se retiraron los dos registros de cultivo escalados al páramo y se eliminó una ficha adicional que repetía ese mismo predio. La titular </w:t>
+      </w:r>
+      <w:r>
+        <w:rPr>
+          <w:b/>
+        </w:rPr>
+        <w:t>sigue en el padrón</w:t>
+      </w:r>
+      <w:r>
+        <w:t xml:space="preserve"> como regante, con su caudal, sus animales y su producción real.</w:t>
+      </w:r>
+    </w:p>
+    <w:p>
+      <w:pPr>
+        <w:jc w:val="both"/>
+      </w:pPr>
+      <w:r>
+        <w:rPr>
+          <w:b/>
+        </w:rPr>
+        <w:t>Qué se movió:</w:t>
+      </w:r>
+    </w:p>
+    <w:tbl>
+      <w:tblPr>
+        <w:tblStyle w:val="TableGrid"/>
+        <w:tblW w:type="auto" w:w="0"/>
+        <w:jc w:val="center"/>
+        <w:tblLook w:firstColumn="1" w:firstRow="1" w:lastColumn="0" w:lastRow="0" w:noHBand="0" w:noVBand="1" w:val="04A0"/>
+      </w:tblPr>
+      <w:tblGrid>
+        <w:gridCol w:w="3173"/>
+        <w:gridCol w:w="3173"/>
+        <w:gridCol w:w="3173"/>
+      </w:tblGrid>
+      <w:tr>
+        <w:tc>
+          <w:tcPr>
+            <w:tcW w:type="dxa" w:w="3173"/>
+            <w:shd w:val="clear" w:color="auto" w:fill="1F4E79"/>
+          </w:tcPr>
+          <w:p>
+            <w:r>
+              <w:rPr>
+                <w:color w:val="FFFFFF"/>
+                <w:sz w:val="19"/>
+              </w:rPr>
+            </w:r>
+          </w:p>
+        </w:tc>
+        <w:tc>
+          <w:tcPr>
+            <w:tcW w:type="dxa" w:w="3173"/>
+            <w:shd w:val="clear" w:color="auto" w:fill="1F4E79"/>
+          </w:tcPr>
+          <w:p>
+            <w:r>
+              <w:rPr>
+                <w:color w:val="FFFFFF"/>
+                <w:sz w:val="19"/>
+              </w:rPr>
+            </w:r>
+            <w:r>
+              <w:rPr>
+                <w:b/>
+                <w:color w:val="FFFFFF"/>
+                <w:sz w:val="19"/>
+              </w:rPr>
+              <w:t>Antes</w:t>
+            </w:r>
+          </w:p>
+        </w:tc>
+        <w:tc>
+          <w:tcPr>
+            <w:tcW w:type="dxa" w:w="3173"/>
+            <w:shd w:val="clear" w:color="auto" w:fill="1F4E79"/>
+          </w:tcPr>
+          <w:p>
+            <w:r>
+              <w:rPr>
+                <w:color w:val="FFFFFF"/>
+                <w:sz w:val="19"/>
+              </w:rPr>
+            </w:r>
+            <w:r>
+              <w:rPr>
+                <w:b/>
+                <w:color w:val="FFFFFF"/>
+                <w:sz w:val="19"/>
+              </w:rPr>
+              <w:t>Ahora</w:t>
+            </w:r>
+          </w:p>
+        </w:tc>
+      </w:tr>
+      <w:tr>
+        <w:tc>
+          <w:tcPr>
+            <w:tcW w:type="dxa" w:w="3173"/>
+          </w:tcPr>
+          <w:p>
+            <w:r>
+              <w:rPr>
+                <w:sz w:val="19"/>
+              </w:rPr>
+            </w:r>
+            <w:r>
+              <w:rPr>
+                <w:sz w:val="19"/>
+              </w:rPr>
+              <w:t>Superficie total</w:t>
+            </w:r>
+          </w:p>
+        </w:tc>
+        <w:tc>
+          <w:tcPr>
+            <w:tcW w:type="dxa" w:w="3173"/>
+          </w:tcPr>
+          <w:p>
+            <w:r>
+              <w:rPr>
+                <w:sz w:val="19"/>
+              </w:rPr>
+            </w:r>
+            <w:r>
+              <w:rPr>
+                <w:sz w:val="19"/>
+              </w:rPr>
+              <w:t>10.196,51 ha</w:t>
+            </w:r>
+          </w:p>
+        </w:tc>
+        <w:tc>
+          <w:tcPr>
+            <w:tcW w:type="dxa" w:w="3173"/>
+          </w:tcPr>
+          <w:p>
+            <w:r>
+              <w:rPr>
+                <w:sz w:val="19"/>
+              </w:rPr>
+            </w:r>
+            <w:r>
+              <w:rPr>
+                <w:sz w:val="19"/>
+              </w:rPr>
+              <w:t>9.872,77 ha</w:t>
+            </w:r>
+          </w:p>
+        </w:tc>
+      </w:tr>
+      <w:tr>
+        <w:tc>
+          <w:tcPr>
+            <w:tcW w:type="dxa" w:w="3173"/>
+          </w:tcPr>
+          <w:p>
+            <w:r>
+              <w:rPr>
+                <w:sz w:val="19"/>
+              </w:rPr>
+            </w:r>
+            <w:r>
+              <w:rPr>
+                <w:sz w:val="19"/>
+              </w:rPr>
+              <w:t>Superficie bajo riego</w:t>
+            </w:r>
+          </w:p>
+        </w:tc>
+        <w:tc>
+          <w:tcPr>
+            <w:tcW w:type="dxa" w:w="3173"/>
+          </w:tcPr>
+          <w:p>
+            <w:r>
+              <w:rPr>
+                <w:sz w:val="19"/>
+              </w:rPr>
+            </w:r>
+            <w:r>
+              <w:rPr>
+                <w:sz w:val="19"/>
+              </w:rPr>
+              <w:t>7.633,76 ha</w:t>
+            </w:r>
+          </w:p>
+        </w:tc>
+        <w:tc>
+          <w:tcPr>
+            <w:tcW w:type="dxa" w:w="3173"/>
+          </w:tcPr>
+          <w:p>
+            <w:r>
+              <w:rPr>
+                <w:sz w:val="19"/>
+              </w:rPr>
+            </w:r>
+            <w:r>
+              <w:rPr>
+                <w:sz w:val="19"/>
+              </w:rPr>
+              <w:t>7.310,02 ha</w:t>
+            </w:r>
+          </w:p>
+        </w:tc>
+      </w:tr>
+      <w:tr>
+        <w:tc>
+          <w:tcPr>
+            <w:tcW w:type="dxa" w:w="3173"/>
+          </w:tcPr>
+          <w:p>
+            <w:r>
+              <w:rPr>
+                <w:sz w:val="19"/>
+              </w:rPr>
+            </w:r>
+            <w:r>
+              <w:rPr>
+                <w:b/>
+                <w:sz w:val="19"/>
+              </w:rPr>
+              <w:t>Cebolla</w:t>
+            </w:r>
+          </w:p>
+        </w:tc>
+        <w:tc>
+          <w:tcPr>
+            <w:tcW w:type="dxa" w:w="3173"/>
+          </w:tcPr>
+          <w:p>
+            <w:r>
+              <w:rPr>
+                <w:sz w:val="19"/>
+              </w:rPr>
+            </w:r>
+            <w:r>
+              <w:rPr>
+                <w:b/>
+                <w:sz w:val="19"/>
+              </w:rPr>
+              <w:t>984,7 ha</w:t>
+            </w:r>
+          </w:p>
+        </w:tc>
+        <w:tc>
+          <w:tcPr>
+            <w:tcW w:type="dxa" w:w="3173"/>
+          </w:tcPr>
+          <w:p>
+            <w:r>
+              <w:rPr>
+                <w:sz w:val="19"/>
+              </w:rPr>
+            </w:r>
+            <w:r>
+              <w:rPr>
+                <w:b/>
+                <w:sz w:val="19"/>
+              </w:rPr>
+              <w:t>660,9 ha</w:t>
+            </w:r>
+          </w:p>
+        </w:tc>
+      </w:tr>
+      <w:tr>
+        <w:tc>
+          <w:tcPr>
+            <w:tcW w:type="dxa" w:w="3173"/>
+          </w:tcPr>
+          <w:p>
+            <w:r>
+              <w:rPr>
+                <w:sz w:val="19"/>
+              </w:rPr>
+            </w:r>
+            <w:r>
+              <w:rPr>
+                <w:sz w:val="19"/>
+              </w:rPr>
+              <w:t>Superficie media de cebolla por predio</w:t>
+            </w:r>
+          </w:p>
+        </w:tc>
+        <w:tc>
+          <w:tcPr>
+            <w:tcW w:type="dxa" w:w="3173"/>
+          </w:tcPr>
+          <w:p>
+            <w:r>
+              <w:rPr>
+                <w:sz w:val="19"/>
+              </w:rPr>
+            </w:r>
+            <w:r>
+              <w:rPr>
+                <w:sz w:val="19"/>
+              </w:rPr>
+              <w:t>4.750 m²</w:t>
+            </w:r>
+          </w:p>
+        </w:tc>
+        <w:tc>
+          <w:tcPr>
+            <w:tcW w:type="dxa" w:w="3173"/>
+          </w:tcPr>
+          <w:p>
+            <w:r>
+              <w:rPr>
+                <w:sz w:val="19"/>
+              </w:rPr>
+            </w:r>
+            <w:r>
+              <w:rPr>
+                <w:sz w:val="19"/>
+              </w:rPr>
+              <w:t>3.191 m²</w:t>
+            </w:r>
+          </w:p>
+        </w:tc>
+      </w:tr>
+      <w:tr>
+        <w:tc>
+          <w:tcPr>
+            <w:tcW w:type="dxa" w:w="3173"/>
+          </w:tcPr>
+          <w:p>
+            <w:r>
+              <w:rPr>
+                <w:sz w:val="19"/>
+              </w:rPr>
+            </w:r>
+            <w:r>
+              <w:rPr>
+                <w:sz w:val="19"/>
+              </w:rPr>
+              <w:t>Fichas</w:t>
+            </w:r>
+          </w:p>
+        </w:tc>
+        <w:tc>
+          <w:tcPr>
+            <w:tcW w:type="dxa" w:w="3173"/>
+          </w:tcPr>
+          <w:p>
+            <w:r>
+              <w:rPr>
+                <w:sz w:val="19"/>
+              </w:rPr>
+            </w:r>
+            <w:r>
+              <w:rPr>
+                <w:sz w:val="19"/>
+              </w:rPr>
+              <w:t>6.831</w:t>
+            </w:r>
+          </w:p>
+        </w:tc>
+        <w:tc>
+          <w:tcPr>
+            <w:tcW w:type="dxa" w:w="3173"/>
+          </w:tcPr>
+          <w:p>
+            <w:r>
+              <w:rPr>
+                <w:sz w:val="19"/>
+              </w:rPr>
+            </w:r>
+            <w:r>
+              <w:rPr>
+                <w:sz w:val="19"/>
+              </w:rPr>
+              <w:t>6.830</w:t>
+            </w:r>
+          </w:p>
+        </w:tc>
+      </w:tr>
+      <w:tr>
+        <w:tc>
+          <w:tcPr>
+            <w:tcW w:type="dxa" w:w="3173"/>
+          </w:tcPr>
+          <w:p>
+            <w:r>
+              <w:rPr>
+                <w:sz w:val="19"/>
+              </w:rPr>
+            </w:r>
+            <w:r>
+              <w:rPr>
+                <w:sz w:val="19"/>
+              </w:rPr>
+              <w:t>Predios adicionales</w:t>
+            </w:r>
+          </w:p>
+        </w:tc>
+        <w:tc>
+          <w:tcPr>
+            <w:tcW w:type="dxa" w:w="3173"/>
+          </w:tcPr>
+          <w:p>
+            <w:r>
+              <w:rPr>
+                <w:sz w:val="19"/>
+              </w:rPr>
+            </w:r>
+            <w:r>
+              <w:rPr>
+                <w:sz w:val="19"/>
+              </w:rPr>
+              <w:t>2.524</w:t>
+            </w:r>
+          </w:p>
+        </w:tc>
+        <w:tc>
+          <w:tcPr>
+            <w:tcW w:type="dxa" w:w="3173"/>
+          </w:tcPr>
+          <w:p>
+            <w:r>
+              <w:rPr>
+                <w:sz w:val="19"/>
+              </w:rPr>
+            </w:r>
+            <w:r>
+              <w:rPr>
+                <w:sz w:val="19"/>
+              </w:rPr>
+              <w:t>2.523</w:t>
+            </w:r>
+          </w:p>
+        </w:tc>
+      </w:tr>
+      <w:tr>
+        <w:tc>
+          <w:tcPr>
+            <w:tcW w:type="dxa" w:w="3173"/>
+          </w:tcPr>
+          <w:p>
+            <w:r>
+              <w:rPr>
+                <w:sz w:val="19"/>
+              </w:rPr>
+            </w:r>
+            <w:r>
+              <w:rPr>
+                <w:sz w:val="19"/>
+              </w:rPr>
+              <w:t>Regantes</w:t>
+            </w:r>
+          </w:p>
+        </w:tc>
+        <w:tc>
+          <w:tcPr>
+            <w:tcW w:type="dxa" w:w="3173"/>
+          </w:tcPr>
+          <w:p>
+            <w:r>
+              <w:rPr>
+                <w:sz w:val="19"/>
+              </w:rPr>
+            </w:r>
+            <w:r>
+              <w:rPr>
+                <w:sz w:val="19"/>
+              </w:rPr>
+              <w:t>4.307</w:t>
+            </w:r>
+          </w:p>
+        </w:tc>
+        <w:tc>
+          <w:tcPr>
+            <w:tcW w:type="dxa" w:w="3173"/>
+          </w:tcPr>
+          <w:p>
+            <w:r>
+              <w:rPr>
+                <w:sz w:val="19"/>
+              </w:rPr>
+            </w:r>
+            <w:r>
+              <w:rPr>
+                <w:sz w:val="19"/>
+              </w:rPr>
+              <w:t>4.307 — sin cambio</w:t>
+            </w:r>
+          </w:p>
+        </w:tc>
+      </w:tr>
+    </w:tbl>
+    <w:p>
+      <w:pPr>
+        <w:spacing w:after="40"/>
+      </w:pPr>
+    </w:p>
+    <w:p>
+      <w:pPr>
+        <w:jc w:val="both"/>
+      </w:pPr>
+      <w:r>
+        <w:t xml:space="preserve">La cebolla es el dato más afectado: </w:t>
+      </w:r>
+      <w:r>
+        <w:rPr>
+          <w:b/>
+        </w:rPr>
+        <w:t>esa sola ficha aportaba un tercio de toda la cebolla del sistema</w:t>
+      </w:r>
+      <w:r>
+        <w:t>, y con ella la superficie media por predio de ese cultivo estaba sobrestimada en casi un 50 %.</w:t>
+      </w:r>
+    </w:p>
+    <w:p>
+      <w:pPr>
+        <w:jc w:val="both"/>
+      </w:pPr>
+      <w:r>
+        <w:rPr>
+          <w:b/>
+        </w:rPr>
+        <w:t>Un efecto colateral que conviene señalar:</w:t>
+      </w:r>
+      <w:r>
+        <w:t xml:space="preserve"> al retirar ese predio, la concentración de la tierra entre personas naturales baja del 52,4 % al 50,4 % —es el porcentaje de superficie que reúne el 10 % con más tierra—. La cifra anterior estaba inflada por un predio que nadie posee.</w:t>
+      </w:r>
+    </w:p>
+    <w:p>
+      <w:pPr>
+        <w:pStyle w:val="Heading3"/>
+        <w:spacing w:before="180" w:after="80"/>
+      </w:pPr>
+      <w:r>
+        <w:rPr>
+          <w:b/>
+          <w:color w:val="1F4E79"/>
+          <w:sz w:val="24"/>
+        </w:rPr>
+        <w:t>Y un punto decimal</w:t>
+      </w:r>
+    </w:p>
+    <w:p>
+      <w:pPr>
+        <w:jc w:val="both"/>
+      </w:pPr>
+      <w:r>
+        <w:t xml:space="preserve">El mismo día se corrigió un segundo dato, más sencillo. Una ficha de SAN ANTONIO declaraba </w:t>
+      </w:r>
+      <w:r>
+        <w:rPr>
+          <w:b/>
+        </w:rPr>
+        <w:t>876.733 m² de pasto</w:t>
+      </w:r>
+      <w:r>
+        <w:t xml:space="preserve"> en un predio de </w:t>
+      </w:r>
+      <w:r>
+        <w:rPr>
+          <w:b/>
+        </w:rPr>
+        <w:t>8.767,33 m²</w:t>
+      </w:r>
+      <w:r>
+        <w:t>: exactamente cien veces, el área del propio predio escrita sin el punto decimal. Se dividió entre cien, que es lo que la ficha venía diciendo.</w:t>
+      </w:r>
+    </w:p>
+    <w:p>
+      <w:pPr>
+        <w:jc w:val="both"/>
+      </w:pPr>
+      <w:r>
+        <w:t xml:space="preserve">Con eso, la </w:t>
+      </w:r>
+      <w:r>
+        <w:rPr>
+          <w:b/>
+        </w:rPr>
+        <w:t>superficie cultivada</w:t>
+      </w:r>
+      <w:r>
+        <w:t xml:space="preserve"> del sistema queda en </w:t>
+      </w:r>
+      <w:r>
+        <w:rPr>
+          <w:b/>
+        </w:rPr>
+        <w:t>7.116 ha</w:t>
+      </w:r>
+      <w:r>
+        <w:t xml:space="preserve"> (eran 7.527 antes de las dos correcciones de este día) y el pasto no mejorado baja de 3.215,7 a 3.128,6 ha.</w:t>
+      </w:r>
+    </w:p>
+    <w:p>
+      <w:pPr>
+        <w:jc w:val="both"/>
+      </w:pPr>
+      <w:r>
+        <w:t xml:space="preserve">Al medirlo apareció algo que conviene tener presente: </w:t>
+      </w:r>
+      <w:r>
+        <w:rPr>
+          <w:b/>
+        </w:rPr>
+        <w:t>153 fichas declaran más superficie sembrada que la que su predio mide</w:t>
+      </w:r>
+      <w:r>
+        <w:t xml:space="preserve">, con 261 ha de exceso en total. Solo esta era un error aritmético indiscutible; las demás pueden ser terreno arrendado fuera del predio, que es una práctica normal, y </w:t>
+      </w:r>
+      <w:r>
+        <w:rPr>
+          <w:b/>
+        </w:rPr>
+        <w:t>no se han tocado</w:t>
+      </w:r>
+      <w:r>
+        <w:t>. Están listadas para revisarlas con calma.</w:t>
+      </w:r>
+    </w:p>
+    <w:p>
+      <w:pPr>
+        <w:spacing w:before="40" w:after="160"/>
+        <w:pBdr>
+          <w:bottom w:val="single" w:sz="6" w:color="BFBFBF"/>
+        </w:pBdr>
+      </w:pPr>
+    </w:p>
+    <w:p>
+      <w:pPr>
         <w:pStyle w:val="Heading2"/>
         <w:spacing w:before="240" w:after="80"/>
       </w:pPr>
@@ -1507,10 +2649,10 @@
         <w:rPr>
           <w:b/>
         </w:rPr>
-        <w:t>El número de fichas y de regantes</w:t>
+        <w:t>El número de regantes</w:t>
       </w:r>
       <w:r>
-        <w:t>: 6.831 fichas, 4.307 regantes. No se eliminó ni se añadió ninguna.</w:t>
+        <w:t>: 4.307. No se eliminó ni se añadió ninguna persona. Las fichas pasan de 6.831 a 6.830 porque se retiró un predio duplicado, no un titular.</w:t>
       </w:r>
     </w:p>
     <w:p>
@@ -1525,7 +2667,7 @@
         <w:t>El caudal del sistema</w:t>
       </w:r>
       <w:r>
-        <w:t>: 950,16 l/s, igual que antes. Se calcula por comunidad y no depende de estas superficies.</w:t>
+        <w:t>: 950 l/s, igual que antes. Se calcula por comunidad y no depende de estas superficies.</w:t>
       </w:r>
     </w:p>
     <w:p>
@@ -1540,7 +2682,7 @@
         <w:t>La superficie de cada predio según el catastro municipal</w:t>
       </w:r>
       <w:r>
-        <w:t>: no se tocó. La superficie total del padrón solo baja 98,48 ha, y por una razón concreta —los 22 predios en los que la misma superficie se contaba varias veces.</w:t>
+        <w:t>: no se tocó.</w:t>
       </w:r>
     </w:p>
     <w:p>

--- a/docs/RESUMEN-cambio-superficie-riego.docx
+++ b/docs/RESUMEN-cambio-superficie-riego.docx
@@ -2637,6 +2637,386 @@
           <w:color w:val="1F4E79"/>
           <w:sz w:val="28"/>
         </w:rPr>
+        <w:t>El cambio de fondo: cada hectárea se cuenta una vez</w:t>
+      </w:r>
+    </w:p>
+    <w:p>
+      <w:pPr>
+        <w:jc w:val="both"/>
+      </w:pPr>
+      <w:r>
+        <w:t xml:space="preserve">Las correcciones anteriores arreglaban datos equivocados. Esta es distinta: </w:t>
+      </w:r>
+      <w:r>
+        <w:rPr>
+          <w:b/>
+        </w:rPr>
+        <w:t>no hay ningún dato mal, pero la forma de sumarlos estaba inflando el sistema</w:t>
+      </w:r>
+      <w:r>
+        <w:t>.</w:t>
+      </w:r>
+    </w:p>
+    <w:p>
+      <w:pPr>
+        <w:jc w:val="both"/>
+      </w:pPr>
+      <w:r>
+        <w:t xml:space="preserve">En un predio de herederos, cada hermano declara el terreno familiar completo —y hace bien, porque es lo que considera suyo—. Al sumar fichas para obtener la superficie del sistema, ese terreno se contaba tantas veces como herederos tuviera. Con </w:t>
+      </w:r>
+      <w:r>
+        <w:rPr>
+          <w:b/>
+        </w:rPr>
+        <w:t>435 predios</w:t>
+      </w:r>
+      <w:r>
+        <w:t xml:space="preserve"> en esa situación, la diferencia es de </w:t>
+      </w:r>
+      <w:r>
+        <w:rPr>
+          <w:b/>
+        </w:rPr>
+        <w:t>1.780 ha</w:t>
+      </w:r>
+      <w:r>
+        <w:t>.</w:t>
+      </w:r>
+    </w:p>
+    <w:p>
+      <w:pPr>
+        <w:jc w:val="both"/>
+      </w:pPr>
+      <w:r>
+        <w:t xml:space="preserve">Desde ahora la superficie del sistema se mide </w:t>
+      </w:r>
+      <w:r>
+        <w:rPr>
+          <w:b/>
+        </w:rPr>
+        <w:t>sumando los polígonos del catastro municipal, contando cada predio una sola vez</w:t>
+      </w:r>
+      <w:r>
+        <w:t>:</w:t>
+      </w:r>
+    </w:p>
+    <w:tbl>
+      <w:tblPr>
+        <w:tblStyle w:val="TableGrid"/>
+        <w:tblW w:type="auto" w:w="0"/>
+        <w:jc w:val="center"/>
+        <w:tblLook w:firstColumn="1" w:firstRow="1" w:lastColumn="0" w:lastRow="0" w:noHBand="0" w:noVBand="1" w:val="04A0"/>
+      </w:tblPr>
+      <w:tblGrid>
+        <w:gridCol w:w="4759"/>
+        <w:gridCol w:w="4759"/>
+      </w:tblGrid>
+      <w:tr>
+        <w:tc>
+          <w:tcPr>
+            <w:tcW w:type="dxa" w:w="4759"/>
+            <w:shd w:val="clear" w:color="auto" w:fill="1F4E79"/>
+          </w:tcPr>
+          <w:p>
+            <w:r>
+              <w:rPr>
+                <w:color w:val="FFFFFF"/>
+                <w:sz w:val="19"/>
+              </w:rPr>
+            </w:r>
+          </w:p>
+        </w:tc>
+        <w:tc>
+          <w:tcPr>
+            <w:tcW w:type="dxa" w:w="4759"/>
+            <w:shd w:val="clear" w:color="auto" w:fill="1F4E79"/>
+          </w:tcPr>
+          <w:p>
+            <w:r>
+              <w:rPr>
+                <w:color w:val="FFFFFF"/>
+                <w:sz w:val="19"/>
+              </w:rPr>
+            </w:r>
+          </w:p>
+        </w:tc>
+      </w:tr>
+      <w:tr>
+        <w:tc>
+          <w:tcPr>
+            <w:tcW w:type="dxa" w:w="4759"/>
+          </w:tcPr>
+          <w:p>
+            <w:r>
+              <w:rPr>
+                <w:sz w:val="19"/>
+              </w:rPr>
+            </w:r>
+            <w:r>
+              <w:rPr>
+                <w:sz w:val="19"/>
+              </w:rPr>
+              <w:t>Predios catastrales distintos</w:t>
+            </w:r>
+          </w:p>
+        </w:tc>
+        <w:tc>
+          <w:tcPr>
+            <w:tcW w:type="dxa" w:w="4759"/>
+          </w:tcPr>
+          <w:p>
+            <w:r>
+              <w:rPr>
+                <w:sz w:val="19"/>
+              </w:rPr>
+            </w:r>
+            <w:r>
+              <w:rPr>
+                <w:b/>
+                <w:sz w:val="19"/>
+              </w:rPr>
+              <w:t>5.984</w:t>
+            </w:r>
+          </w:p>
+        </w:tc>
+      </w:tr>
+      <w:tr>
+        <w:tc>
+          <w:tcPr>
+            <w:tcW w:type="dxa" w:w="4759"/>
+          </w:tcPr>
+          <w:p>
+            <w:r>
+              <w:rPr>
+                <w:sz w:val="19"/>
+              </w:rPr>
+            </w:r>
+            <w:r>
+              <w:rPr>
+                <w:b/>
+                <w:sz w:val="19"/>
+              </w:rPr>
+              <w:t>Superficie del sistema</w:t>
+            </w:r>
+          </w:p>
+        </w:tc>
+        <w:tc>
+          <w:tcPr>
+            <w:tcW w:type="dxa" w:w="4759"/>
+          </w:tcPr>
+          <w:p>
+            <w:r>
+              <w:rPr>
+                <w:sz w:val="19"/>
+              </w:rPr>
+            </w:r>
+            <w:r>
+              <w:rPr>
+                <w:b/>
+                <w:sz w:val="19"/>
+              </w:rPr>
+              <w:t>8.092,45 ha</w:t>
+            </w:r>
+          </w:p>
+        </w:tc>
+      </w:tr>
+      <w:tr>
+        <w:tc>
+          <w:tcPr>
+            <w:tcW w:type="dxa" w:w="4759"/>
+          </w:tcPr>
+          <w:p>
+            <w:r>
+              <w:rPr>
+                <w:sz w:val="19"/>
+              </w:rPr>
+            </w:r>
+            <w:r>
+              <w:rPr>
+                <w:sz w:val="19"/>
+              </w:rPr>
+              <w:t>Superficie que declaran los regantes</w:t>
+            </w:r>
+          </w:p>
+        </w:tc>
+        <w:tc>
+          <w:tcPr>
+            <w:tcW w:type="dxa" w:w="4759"/>
+          </w:tcPr>
+          <w:p>
+            <w:r>
+              <w:rPr>
+                <w:sz w:val="19"/>
+              </w:rPr>
+            </w:r>
+            <w:r>
+              <w:rPr>
+                <w:sz w:val="19"/>
+              </w:rPr>
+              <w:t>9.872,77 ha</w:t>
+            </w:r>
+          </w:p>
+        </w:tc>
+      </w:tr>
+      <w:tr>
+        <w:tc>
+          <w:tcPr>
+            <w:tcW w:type="dxa" w:w="4759"/>
+          </w:tcPr>
+          <w:p>
+            <w:r>
+              <w:rPr>
+                <w:sz w:val="19"/>
+              </w:rPr>
+            </w:r>
+            <w:r>
+              <w:rPr>
+                <w:b/>
+                <w:sz w:val="19"/>
+              </w:rPr>
+              <w:t>Superficie bajo riego</w:t>
+            </w:r>
+          </w:p>
+        </w:tc>
+        <w:tc>
+          <w:tcPr>
+            <w:tcW w:type="dxa" w:w="4759"/>
+          </w:tcPr>
+          <w:p>
+            <w:r>
+              <w:rPr>
+                <w:sz w:val="19"/>
+              </w:rPr>
+            </w:r>
+            <w:r>
+              <w:rPr>
+                <w:b/>
+                <w:sz w:val="19"/>
+              </w:rPr>
+              <w:t>6.130,18 ha</w:t>
+            </w:r>
+            <w:r>
+              <w:rPr>
+                <w:sz w:val="19"/>
+              </w:rPr>
+              <w:t xml:space="preserve"> (75,8 %)</w:t>
+            </w:r>
+          </w:p>
+        </w:tc>
+      </w:tr>
+      <w:tr>
+        <w:tc>
+          <w:tcPr>
+            <w:tcW w:type="dxa" w:w="4759"/>
+          </w:tcPr>
+          <w:p>
+            <w:r>
+              <w:rPr>
+                <w:sz w:val="19"/>
+              </w:rPr>
+            </w:r>
+            <w:r>
+              <w:rPr>
+                <w:sz w:val="19"/>
+              </w:rPr>
+              <w:t>Riego declarado en las fichas</w:t>
+            </w:r>
+          </w:p>
+        </w:tc>
+        <w:tc>
+          <w:tcPr>
+            <w:tcW w:type="dxa" w:w="4759"/>
+          </w:tcPr>
+          <w:p>
+            <w:r>
+              <w:rPr>
+                <w:sz w:val="19"/>
+              </w:rPr>
+            </w:r>
+            <w:r>
+              <w:rPr>
+                <w:sz w:val="19"/>
+              </w:rPr>
+              <w:t>7.310,02 ha</w:t>
+            </w:r>
+          </w:p>
+        </w:tc>
+      </w:tr>
+    </w:tbl>
+    <w:p>
+      <w:pPr>
+        <w:spacing w:after="40"/>
+      </w:pPr>
+    </w:p>
+    <w:p>
+      <w:pPr>
+        <w:jc w:val="both"/>
+      </w:pPr>
+      <w:r>
+        <w:rPr>
+          <w:b/>
+        </w:rPr>
+        <w:t>Lo declarado no se borró ni se corrigió.</w:t>
+      </w:r>
+      <w:r>
+        <w:t xml:space="preserve"> Sigue en la base de datos, ficha por ficha, y los informes lo muestran junto a la cifra del territorio. No es un error: es lo que cada familia considera suyo, y como tal es material de análisis social. Lo que no puede es servir para medir cuánta tierra hay.</w:t>
+      </w:r>
+    </w:p>
+    <w:p>
+      <w:pPr>
+        <w:jc w:val="both"/>
+      </w:pPr>
+      <w:r>
+        <w:t xml:space="preserve">Un efecto que conviene conocer: al contar cada predio una vez, </w:t>
+      </w:r>
+      <w:r>
+        <w:rPr>
+          <w:b/>
+        </w:rPr>
+        <w:t>la concentración de la tierra baja del 50,4 % al 45,8 %</w:t>
+      </w:r>
+      <w:r>
+        <w:t xml:space="preserve"> —es la proporción de superficie que reúne el 10 % de personas naturales con más tierra—. La cifra anterior estaba inflada por los predios contados varias veces.</w:t>
+      </w:r>
+    </w:p>
+    <w:p>
+      <w:pPr>
+        <w:jc w:val="both"/>
+      </w:pPr>
+      <w:r>
+        <w:t xml:space="preserve">Las dos cifras se publican en </w:t>
+      </w:r>
+      <w:r>
+        <w:rPr>
+          <w:rFonts w:ascii="Consolas" w:hAnsi="Consolas"/>
+          <w:color w:val="8B2500"/>
+          <w:sz w:val="19"/>
+        </w:rPr>
+        <w:t>superficie_por_comunidad.json</w:t>
+      </w:r>
+      <w:r>
+        <w:t>, que es de donde las toman la web y los informes: ningún documento las vuelve a calcular por su cuenta.</w:t>
+      </w:r>
+    </w:p>
+    <w:p>
+      <w:pPr>
+        <w:spacing w:before="40" w:after="160"/>
+        <w:pBdr>
+          <w:bottom w:val="single" w:sz="6" w:color="BFBFBF"/>
+        </w:pBdr>
+      </w:pPr>
+    </w:p>
+    <w:p>
+      <w:pPr>
+        <w:pStyle w:val="Heading2"/>
+        <w:spacing w:before="240" w:after="80"/>
+      </w:pPr>
+      <w:r>
+        <w:rPr>
+          <w:b/>
+          <w:color w:val="1F4E79"/>
+          <w:sz w:val="28"/>
+        </w:rPr>
         <w:t>Lo que no cambió</w:t>
       </w:r>
     </w:p>
